--- a/policies/sources/medical-service-policy__Policy.docx
+++ b/policies/sources/medical-service-policy__Policy.docx
@@ -8,6 +8,16 @@
       </w:pPr>
       <w:r>
         <w:t>Introduction</w:t>
+      </w:r>
+    </w:p>
+    <w:p>
+      <w:r>
+        <w:t>BioMar Group acknowledge that good health among our employees is a prerequisite to good business results. At the same time, we take pride in being a socially responsible employer. This means that we care about preventing health problems and we take measures to minimize the consequences of health-related issues.</w:t>
+      </w:r>
+    </w:p>
+    <w:p>
+      <w:r>
+        <w:t>BioMar Group uses medical services to safeguard employee health and to comply with local regulations/ legislation related to health and safety. The purpose is to ensure, employees are fit for work and in good health. Furthermore, it will in some geographies be a benefit standard to offer medical checks and other medical services to employees during the employment.</w:t>
       </w:r>
     </w:p>
     <w:p>
@@ -108,7 +118,7 @@
         <w:pStyle w:val="ListBullet"/>
       </w:pPr>
       <w:r>
-        <w:t>Examination and/or self-assessment to evaluate if an employee is fit for specific task(s) requiring a</w:t>
+        <w:t>Examination and/or self-assessment to evaluate if an employee is fit for specific task(s) requiring a specific physical condition such as healthy joints, muscles etc. The examination must be based upon a risk assessment of the task to be performed by the employee and hence be a part of our general risk assessment system.</w:t>
       </w:r>
     </w:p>
     <w:p>
@@ -116,47 +126,7 @@
         <w:pStyle w:val="ListBullet"/>
       </w:pPr>
       <w:r>
-        <w:t>specific physical condition such as healthy joints, muscles etc. The examination must be based upon</w:t>
-      </w:r>
-    </w:p>
-    <w:p>
-      <w:pPr>
-        <w:pStyle w:val="ListBullet"/>
-      </w:pPr>
-      <w:r>
-        <w:t>a risk assessment of the task to be performed by the employee and hence be a part of our general</w:t>
-      </w:r>
-    </w:p>
-    <w:p>
-      <w:pPr>
-        <w:pStyle w:val="ListBullet"/>
-      </w:pPr>
-      <w:r>
-        <w:t>risk assessment system.</w:t>
-      </w:r>
-    </w:p>
-    <w:p>
-      <w:pPr>
-        <w:pStyle w:val="ListBullet"/>
-      </w:pPr>
-      <w:r>
-        <w:t>Examination and/or self-assessment of health to set insurance premium for specific purposes such</w:t>
-      </w:r>
-    </w:p>
-    <w:p>
-      <w:pPr>
-        <w:pStyle w:val="ListBullet"/>
-      </w:pPr>
-      <w:r>
-        <w:t>as expatriation. The cost of all medical checks must be borne by BioMar. Hence the candidate must</w:t>
-      </w:r>
-    </w:p>
-    <w:p>
-      <w:pPr>
-        <w:pStyle w:val="ListBullet"/>
-      </w:pPr>
-      <w:r>
-        <w:t>never pay any fee related to the recruitment and onboarding process.</w:t>
+        <w:t>Examination and/or self-assessment of health to set insurance premium for specific purposes such as expatriation. The cost of all medical checks must be borne by BioMar. Hence the candidate must never pay any fee related to the recruitment and onboarding process.</w:t>
       </w:r>
     </w:p>
     <w:p>
@@ -193,12 +163,7 @@
         <w:pStyle w:val="ListBullet"/>
       </w:pPr>
       <w:r>
-        <w:t>Check of health conditions for administrative/office staff, unless onboarding by legislation/regulations</w:t>
-      </w:r>
-    </w:p>
-    <w:p>
-      <w:r>
-        <w:t>requires a medical assessment for equality purposes.</w:t>
+        <w:t>Check of health conditions for administrative/office staff, unless onboarding by legislation/regulations requires a medical assessment for equality purposes.</w:t>
       </w:r>
     </w:p>
     <w:p>
@@ -248,12 +213,7 @@
         <w:pStyle w:val="ListBullet"/>
       </w:pPr>
       <w:r>
-        <w:t>Examination of health to take on an individual insurance for specific purposes, not being a part of the</w:t>
-      </w:r>
-    </w:p>
-    <w:p>
-      <w:r>
-        <w:t>general group insurance program.</w:t>
+        <w:t>Examination of health to take on an individual insurance for specific purposes, not being a part of the general group insurance program.</w:t>
       </w:r>
     </w:p>
     <w:p>
@@ -294,6 +254,51 @@
         <w:t>If no HR function exist in the legal entity, it must be clearly defined which position(s) will perform the responsibilities mentioned in this policy.</w:t>
       </w:r>
     </w:p>
+    <w:tbl>
+      <w:tblPr>
+        <w:tblStyle w:val="TableGrid"/>
+        <w:tblW w:type="auto" w:w="0"/>
+        <w:tblLook w:firstColumn="1" w:firstRow="1" w:lastColumn="0" w:lastRow="0" w:noHBand="0" w:noVBand="1" w:val="04A0"/>
+      </w:tblPr>
+      <w:tblGrid>
+        <w:gridCol w:w="2880"/>
+        <w:gridCol w:w="2880"/>
+        <w:gridCol w:w="2880"/>
+      </w:tblGrid>
+      <w:tr>
+        <w:tc>
+          <w:tcPr>
+            <w:tcW w:type="dxa" w:w="2880"/>
+          </w:tcPr>
+          <w:p>
+            <w:r>
+              <w:t>Issue #</w:t>
+            </w:r>
+          </w:p>
+        </w:tc>
+        <w:tc>
+          <w:tcPr>
+            <w:tcW w:type="dxa" w:w="2880"/>
+          </w:tcPr>
+          <w:p>
+            <w:r>
+              <w:t>Change</w:t>
+            </w:r>
+          </w:p>
+        </w:tc>
+        <w:tc>
+          <w:tcPr>
+            <w:tcW w:type="dxa" w:w="2880"/>
+          </w:tcPr>
+          <w:p>
+            <w:r>
+              <w:t>Date of issue</w:t>
+            </w:r>
+          </w:p>
+        </w:tc>
+      </w:tr>
+    </w:tbl>
+    <w:p/>
     <w:p>
       <w:pPr>
         <w:pStyle w:val="Heading1"/>
@@ -338,21 +343,83 @@
         <w:t>Changes in relation to previous issues</w:t>
       </w:r>
     </w:p>
-    <w:p>
-      <w:r>
-        <w:t>Issue #</w:t>
-      </w:r>
-    </w:p>
-    <w:p>
-      <w:r>
-        <w:t>Change</w:t>
-      </w:r>
-    </w:p>
-    <w:p>
-      <w:r>
-        <w:t>Date of issue</w:t>
-      </w:r>
-    </w:p>
+    <w:tbl>
+      <w:tblPr>
+        <w:tblStyle w:val="TableGrid"/>
+        <w:tblW w:type="auto" w:w="0"/>
+        <w:tblLook w:firstColumn="1" w:firstRow="1" w:lastColumn="0" w:lastRow="0" w:noHBand="0" w:noVBand="1" w:val="04A0"/>
+      </w:tblPr>
+      <w:tblGrid>
+        <w:gridCol w:w="2880"/>
+        <w:gridCol w:w="2880"/>
+        <w:gridCol w:w="2880"/>
+      </w:tblGrid>
+      <w:tr>
+        <w:tc>
+          <w:tcPr>
+            <w:tcW w:type="dxa" w:w="2880"/>
+          </w:tcPr>
+          <w:p>
+            <w:r>
+              <w:t>Version 1:</w:t>
+            </w:r>
+          </w:p>
+        </w:tc>
+        <w:tc>
+          <w:tcPr>
+            <w:tcW w:type="dxa" w:w="2880"/>
+          </w:tcPr>
+          <w:p>
+            <w:r>
+              <w:t>20-01-2026 Own</w:t>
+            </w:r>
+          </w:p>
+        </w:tc>
+        <w:tc>
+          <w:tcPr>
+            <w:tcW w:type="dxa" w:w="2880"/>
+          </w:tcPr>
+          <w:p>
+            <w:r>
+              <w:t>er: People, Purpose &amp; Communication</w:t>
+            </w:r>
+          </w:p>
+        </w:tc>
+      </w:tr>
+      <w:tr>
+        <w:tc>
+          <w:tcPr>
+            <w:tcW w:type="dxa" w:w="2880"/>
+          </w:tcPr>
+          <w:p>
+            <w:r>
+              <w:t>Approval date:</w:t>
+            </w:r>
+          </w:p>
+        </w:tc>
+        <w:tc>
+          <w:tcPr>
+            <w:tcW w:type="dxa" w:w="2880"/>
+          </w:tcPr>
+          <w:p>
+            <w:r>
+              <w:t>20-01-2026 Appr</w:t>
+            </w:r>
+          </w:p>
+        </w:tc>
+        <w:tc>
+          <w:tcPr>
+            <w:tcW w:type="dxa" w:w="2880"/>
+          </w:tcPr>
+          <w:p>
+            <w:r>
+              <w:t>over: Executive Committee</w:t>
+            </w:r>
+          </w:p>
+        </w:tc>
+      </w:tr>
+    </w:tbl>
+    <w:p/>
     <w:sectPr>
       <w:pgSz w:w="12240" w:h="15840"/>
       <w:pgMar w:top="1440" w:right="1800" w:bottom="1440" w:left="1800" w:header="720" w:footer="720" w:gutter="0"/>

--- a/policies/sources/medical-service-policy__Policy.docx
+++ b/policies/sources/medical-service-policy__Policy.docx
@@ -254,51 +254,6 @@
         <w:t>If no HR function exist in the legal entity, it must be clearly defined which position(s) will perform the responsibilities mentioned in this policy.</w:t>
       </w:r>
     </w:p>
-    <w:tbl>
-      <w:tblPr>
-        <w:tblStyle w:val="TableGrid"/>
-        <w:tblW w:type="auto" w:w="0"/>
-        <w:tblLook w:firstColumn="1" w:firstRow="1" w:lastColumn="0" w:lastRow="0" w:noHBand="0" w:noVBand="1" w:val="04A0"/>
-      </w:tblPr>
-      <w:tblGrid>
-        <w:gridCol w:w="2880"/>
-        <w:gridCol w:w="2880"/>
-        <w:gridCol w:w="2880"/>
-      </w:tblGrid>
-      <w:tr>
-        <w:tc>
-          <w:tcPr>
-            <w:tcW w:type="dxa" w:w="2880"/>
-          </w:tcPr>
-          <w:p>
-            <w:r>
-              <w:t>Issue #</w:t>
-            </w:r>
-          </w:p>
-        </w:tc>
-        <w:tc>
-          <w:tcPr>
-            <w:tcW w:type="dxa" w:w="2880"/>
-          </w:tcPr>
-          <w:p>
-            <w:r>
-              <w:t>Change</w:t>
-            </w:r>
-          </w:p>
-        </w:tc>
-        <w:tc>
-          <w:tcPr>
-            <w:tcW w:type="dxa" w:w="2880"/>
-          </w:tcPr>
-          <w:p>
-            <w:r>
-              <w:t>Date of issue</w:t>
-            </w:r>
-          </w:p>
-        </w:tc>
-      </w:tr>
-    </w:tbl>
-    <w:p/>
     <w:p>
       <w:pPr>
         <w:pStyle w:val="Heading1"/>
@@ -361,7 +316,7 @@
           </w:tcPr>
           <w:p>
             <w:r>
-              <w:t>Version 1:</w:t>
+              <w:t>Issue #</w:t>
             </w:r>
           </w:p>
         </w:tc>
@@ -371,7 +326,7 @@
           </w:tcPr>
           <w:p>
             <w:r>
-              <w:t>20-01-2026 Own</w:t>
+              <w:t>Change</w:t>
             </w:r>
           </w:p>
         </w:tc>
@@ -381,39 +336,7 @@
           </w:tcPr>
           <w:p>
             <w:r>
-              <w:t>er: People, Purpose &amp; Communication</w:t>
-            </w:r>
-          </w:p>
-        </w:tc>
-      </w:tr>
-      <w:tr>
-        <w:tc>
-          <w:tcPr>
-            <w:tcW w:type="dxa" w:w="2880"/>
-          </w:tcPr>
-          <w:p>
-            <w:r>
-              <w:t>Approval date:</w:t>
-            </w:r>
-          </w:p>
-        </w:tc>
-        <w:tc>
-          <w:tcPr>
-            <w:tcW w:type="dxa" w:w="2880"/>
-          </w:tcPr>
-          <w:p>
-            <w:r>
-              <w:t>20-01-2026 Appr</w:t>
-            </w:r>
-          </w:p>
-        </w:tc>
-        <w:tc>
-          <w:tcPr>
-            <w:tcW w:type="dxa" w:w="2880"/>
-          </w:tcPr>
-          <w:p>
-            <w:r>
-              <w:t>over: Executive Committee</w:t>
+              <w:t>Date of issue</w:t>
             </w:r>
           </w:p>
         </w:tc>

--- a/policies/sources/medical-service-policy__Policy.docx
+++ b/policies/sources/medical-service-policy__Policy.docx
@@ -12,16 +12,25 @@
     </w:p>
     <w:p>
       <w:r>
+        <w:rPr>
+          <w:b w:val="0"/>
+        </w:rPr>
         <w:t>BioMar Group acknowledge that good health among our employees is a prerequisite to good business results. At the same time, we take pride in being a socially responsible employer. This means that we care about preventing health problems and we take measures to minimize the consequences of health-related issues.</w:t>
       </w:r>
     </w:p>
     <w:p>
       <w:r>
+        <w:rPr>
+          <w:b w:val="0"/>
+        </w:rPr>
         <w:t>BioMar Group uses medical services to safeguard employee health and to comply with local regulations/ legislation related to health and safety. The purpose is to ensure, employees are fit for work and in good health. Furthermore, it will in some geographies be a benefit standard to offer medical checks and other medical services to employees during the employment.</w:t>
       </w:r>
     </w:p>
     <w:p>
       <w:r>
+        <w:rPr>
+          <w:b w:val="0"/>
+        </w:rPr>
         <w:t>Use of medical services must always comply with this policy as well as international standards for human and labour rights and local legislation. This BioMar Group policy for medical services describes:</w:t>
       </w:r>
     </w:p>
@@ -43,6 +52,9 @@
     </w:p>
     <w:p>
       <w:r>
+        <w:rPr>
+          <w:b w:val="0"/>
+        </w:rPr>
         <w:t>This policy is an add-on to our overall HSE policy.</w:t>
       </w:r>
     </w:p>
@@ -56,11 +68,17 @@
     </w:p>
     <w:p>
       <w:r>
+        <w:rPr>
+          <w:b w:val="0"/>
+        </w:rPr>
         <w:t>In BioMar Group it is our policy that:</w:t>
       </w:r>
     </w:p>
     <w:p>
       <w:r>
+        <w:rPr>
+          <w:b w:val="0"/>
+        </w:rPr>
         <w:t>Our use of medical services aims at promoting employee health while safeguarding human and labour rights, throughout the entire employee life cycle. All medical services delivered must comply with local and international regulations/legislation, while promoting our purpose. Every employee must be able to work avoiding risks to personal health and have the possibility to live a healthy life while working in BioMar Group.</w:t>
       </w:r>
     </w:p>
@@ -74,6 +92,9 @@
     </w:p>
     <w:p>
       <w:r>
+        <w:rPr>
+          <w:b w:val="0"/>
+        </w:rPr>
         <w:t>This document specifies the principles for use of medical services in BioMar Group. The policy applies to the entire group including JV companies and addresses requirements which must be met at all levels and in all units. The policy must be complied with by any manager and employee in BioMar Group and by any sub-contractors or suppliers working on behalf of BioMar supplying medical services. However, local legislation must always be given priority.</w:t>
       </w:r>
     </w:p>
@@ -87,16 +108,25 @@
     </w:p>
     <w:p>
       <w:r>
+        <w:rPr>
+          <w:b w:val="0"/>
+        </w:rPr>
         <w:t>To comply with our HSE Policy as well as local regulations/legislation related to health and safety it will from time to time be relevant to use medical services provided by medical staff.</w:t>
       </w:r>
     </w:p>
     <w:p>
       <w:r>
+        <w:rPr>
+          <w:b w:val="0"/>
+        </w:rPr>
         <w:t>To minimize human, legal, and financial risks related to the performance of the medical services, medical services must always be provided by external medical service providers, who are registered, approved by the authorities, and insured to provide the given services. Medical services should be delivered by recognized and independent service providers. No medical services can be delivered by internal staff except first aid and other emergency response.</w:t>
       </w:r>
     </w:p>
     <w:p>
       <w:r>
+        <w:rPr>
+          <w:b w:val="0"/>
+        </w:rPr>
         <w:t>All health and medical information handled by BioMar or external service providers must be protected in accordance with the requirements set in the European GDPR (General Data Protection Regulation). The employee must be the data owner of all health and medical information related to the employment, and the employee must provide consent before any data processing by external providers.</w:t>
       </w:r>
     </w:p>
@@ -110,6 +140,9 @@
     </w:p>
     <w:p>
       <w:r>
+        <w:rPr>
+          <w:b w:val="0"/>
+        </w:rPr>
         <w:t>In BioMar, we might from time to time perform medical checks during recruitment and onboarding for the following purposes:</w:t>
       </w:r>
     </w:p>
@@ -131,6 +164,9 @@
     </w:p>
     <w:p>
       <w:r>
+        <w:rPr>
+          <w:b w:val="0"/>
+        </w:rPr>
         <w:t>We do not accept any of the following medical checks or services during recruitment and onboarding:</w:t>
       </w:r>
     </w:p>
@@ -168,6 +204,9 @@
     </w:p>
     <w:p>
       <w:r>
+        <w:rPr>
+          <w:b w:val="0"/>
+        </w:rPr>
         <w:t>The company should receive an attestation that the employee is fit for the specific work tasks or if a specific functional support is required for equality purposes. Unless local legislation requires other documentation for complying with health and safety legislation, no other attestation or documentation from the medical check must be obtained by the company.</w:t>
       </w:r>
     </w:p>
@@ -181,6 +220,9 @@
     </w:p>
     <w:p>
       <w:r>
+        <w:rPr>
+          <w:b w:val="0"/>
+        </w:rPr>
         <w:t>During employment, local BioMar companies can decide to offer medical services to the employees as a benefit being part of the remuneration package. These services might consist of:</w:t>
       </w:r>
     </w:p>
@@ -218,16 +260,25 @@
     </w:p>
     <w:p>
       <w:r>
+        <w:rPr>
+          <w:b w:val="0"/>
+        </w:rPr>
         <w:t>The services can be offered as part of insurance programs as well directly contracted by the company.</w:t>
       </w:r>
     </w:p>
     <w:p>
       <w:r>
+        <w:rPr>
+          <w:b w:val="0"/>
+        </w:rPr>
         <w:t>BioMar must not receive any documentation or feedback from such medical services offered as a benefit. Any conclusions must be communicated directly to the employee or to the insurance company requiring an examination.</w:t>
       </w:r>
     </w:p>
     <w:p>
       <w:r>
+        <w:rPr>
+          <w:b w:val="0"/>
+        </w:rPr>
         <w:t>Fit-for-work examinations can be repeated during employment as required by local legislation.</w:t>
       </w:r>
     </w:p>
@@ -241,16 +292,25 @@
     </w:p>
     <w:p>
       <w:r>
+        <w:rPr>
+          <w:b w:val="0"/>
+        </w:rPr>
         <w:t>The HR responsible for each legal entity in BioMar is responsible for the compliance with the global policy.</w:t>
       </w:r>
     </w:p>
     <w:p>
       <w:r>
+        <w:rPr>
+          <w:b w:val="0"/>
+        </w:rPr>
         <w:t>All documentation and health related data concerning the employee must be stored in Workday in the document category: Medical Documents. Physical documents must be stored in a safe storage with a digital copy in Workday. Only relevant HR staff and the employee can be granted access to this document category.</w:t>
       </w:r>
     </w:p>
     <w:p>
       <w:r>
+        <w:rPr>
+          <w:b w:val="0"/>
+        </w:rPr>
         <w:t>If no HR function exist in the legal entity, it must be clearly defined which position(s) will perform the responsibilities mentioned in this policy.</w:t>
       </w:r>
     </w:p>
@@ -264,6 +324,9 @@
     </w:p>
     <w:p>
       <w:r>
+        <w:rPr>
+          <w:b w:val="0"/>
+        </w:rPr>
         <w:t>Grievance process related to the performance of medical services must be available in the legal entity as well as at global level. At global level, the whistle-blower line guarantees and documents available grievance process.</w:t>
       </w:r>
     </w:p>
@@ -277,16 +340,25 @@
     </w:p>
     <w:p>
       <w:r>
+        <w:rPr>
+          <w:b w:val="0"/>
+        </w:rPr>
         <w:t>BioMar documents:</w:t>
       </w:r>
     </w:p>
     <w:p>
       <w:r>
+        <w:rPr>
+          <w:b w:val="0"/>
+        </w:rPr>
         <w:t>(If no date is given, the latest issue applies)</w:t>
       </w:r>
     </w:p>
     <w:p>
       <w:r>
+        <w:rPr>
+          <w:b w:val="0"/>
+        </w:rPr>
         <w:t>BioMar HSE Policy</w:t>
       </w:r>
     </w:p>

--- a/policies/sources/medical-service-policy__Policy.docx
+++ b/policies/sources/medical-service-policy__Policy.docx
@@ -12,25 +12,16 @@
     </w:p>
     <w:p>
       <w:r>
-        <w:rPr>
-          <w:b w:val="0"/>
-        </w:rPr>
         <w:t>BioMar Group acknowledge that good health among our employees is a prerequisite to good business results. At the same time, we take pride in being a socially responsible employer. This means that we care about preventing health problems and we take measures to minimize the consequences of health-related issues.</w:t>
       </w:r>
     </w:p>
     <w:p>
       <w:r>
-        <w:rPr>
-          <w:b w:val="0"/>
-        </w:rPr>
         <w:t>BioMar Group uses medical services to safeguard employee health and to comply with local regulations/ legislation related to health and safety. The purpose is to ensure, employees are fit for work and in good health. Furthermore, it will in some geographies be a benefit standard to offer medical checks and other medical services to employees during the employment.</w:t>
       </w:r>
     </w:p>
     <w:p>
       <w:r>
-        <w:rPr>
-          <w:b w:val="0"/>
-        </w:rPr>
         <w:t>Use of medical services must always comply with this policy as well as international standards for human and labour rights and local legislation. This BioMar Group policy for medical services describes:</w:t>
       </w:r>
     </w:p>
@@ -52,9 +43,6 @@
     </w:p>
     <w:p>
       <w:r>
-        <w:rPr>
-          <w:b w:val="0"/>
-        </w:rPr>
         <w:t>This policy is an add-on to our overall HSE policy.</w:t>
       </w:r>
     </w:p>
@@ -68,17 +56,11 @@
     </w:p>
     <w:p>
       <w:r>
-        <w:rPr>
-          <w:b w:val="0"/>
-        </w:rPr>
         <w:t>In BioMar Group it is our policy that:</w:t>
       </w:r>
     </w:p>
     <w:p>
       <w:r>
-        <w:rPr>
-          <w:b w:val="0"/>
-        </w:rPr>
         <w:t>Our use of medical services aims at promoting employee health while safeguarding human and labour rights, throughout the entire employee life cycle. All medical services delivered must comply with local and international regulations/legislation, while promoting our purpose. Every employee must be able to work avoiding risks to personal health and have the possibility to live a healthy life while working in BioMar Group.</w:t>
       </w:r>
     </w:p>
@@ -92,9 +74,6 @@
     </w:p>
     <w:p>
       <w:r>
-        <w:rPr>
-          <w:b w:val="0"/>
-        </w:rPr>
         <w:t>This document specifies the principles for use of medical services in BioMar Group. The policy applies to the entire group including JV companies and addresses requirements which must be met at all levels and in all units. The policy must be complied with by any manager and employee in BioMar Group and by any sub-contractors or suppliers working on behalf of BioMar supplying medical services. However, local legislation must always be given priority.</w:t>
       </w:r>
     </w:p>
@@ -108,25 +87,16 @@
     </w:p>
     <w:p>
       <w:r>
-        <w:rPr>
-          <w:b w:val="0"/>
-        </w:rPr>
         <w:t>To comply with our HSE Policy as well as local regulations/legislation related to health and safety it will from time to time be relevant to use medical services provided by medical staff.</w:t>
       </w:r>
     </w:p>
     <w:p>
       <w:r>
-        <w:rPr>
-          <w:b w:val="0"/>
-        </w:rPr>
         <w:t>To minimize human, legal, and financial risks related to the performance of the medical services, medical services must always be provided by external medical service providers, who are registered, approved by the authorities, and insured to provide the given services. Medical services should be delivered by recognized and independent service providers. No medical services can be delivered by internal staff except first aid and other emergency response.</w:t>
       </w:r>
     </w:p>
     <w:p>
       <w:r>
-        <w:rPr>
-          <w:b w:val="0"/>
-        </w:rPr>
         <w:t>All health and medical information handled by BioMar or external service providers must be protected in accordance with the requirements set in the European GDPR (General Data Protection Regulation). The employee must be the data owner of all health and medical information related to the employment, and the employee must provide consent before any data processing by external providers.</w:t>
       </w:r>
     </w:p>
@@ -140,9 +110,6 @@
     </w:p>
     <w:p>
       <w:r>
-        <w:rPr>
-          <w:b w:val="0"/>
-        </w:rPr>
         <w:t>In BioMar, we might from time to time perform medical checks during recruitment and onboarding for the following purposes:</w:t>
       </w:r>
     </w:p>
@@ -164,9 +131,6 @@
     </w:p>
     <w:p>
       <w:r>
-        <w:rPr>
-          <w:b w:val="0"/>
-        </w:rPr>
         <w:t>We do not accept any of the following medical checks or services during recruitment and onboarding:</w:t>
       </w:r>
     </w:p>
@@ -204,9 +168,6 @@
     </w:p>
     <w:p>
       <w:r>
-        <w:rPr>
-          <w:b w:val="0"/>
-        </w:rPr>
         <w:t>The company should receive an attestation that the employee is fit for the specific work tasks or if a specific functional support is required for equality purposes. Unless local legislation requires other documentation for complying with health and safety legislation, no other attestation or documentation from the medical check must be obtained by the company.</w:t>
       </w:r>
     </w:p>
@@ -220,9 +181,6 @@
     </w:p>
     <w:p>
       <w:r>
-        <w:rPr>
-          <w:b w:val="0"/>
-        </w:rPr>
         <w:t>During employment, local BioMar companies can decide to offer medical services to the employees as a benefit being part of the remuneration package. These services might consist of:</w:t>
       </w:r>
     </w:p>
@@ -260,25 +218,16 @@
     </w:p>
     <w:p>
       <w:r>
-        <w:rPr>
-          <w:b w:val="0"/>
-        </w:rPr>
         <w:t>The services can be offered as part of insurance programs as well directly contracted by the company.</w:t>
       </w:r>
     </w:p>
     <w:p>
       <w:r>
-        <w:rPr>
-          <w:b w:val="0"/>
-        </w:rPr>
         <w:t>BioMar must not receive any documentation or feedback from such medical services offered as a benefit. Any conclusions must be communicated directly to the employee or to the insurance company requiring an examination.</w:t>
       </w:r>
     </w:p>
     <w:p>
       <w:r>
-        <w:rPr>
-          <w:b w:val="0"/>
-        </w:rPr>
         <w:t>Fit-for-work examinations can be repeated during employment as required by local legislation.</w:t>
       </w:r>
     </w:p>
@@ -292,25 +241,16 @@
     </w:p>
     <w:p>
       <w:r>
-        <w:rPr>
-          <w:b w:val="0"/>
-        </w:rPr>
         <w:t>The HR responsible for each legal entity in BioMar is responsible for the compliance with the global policy.</w:t>
       </w:r>
     </w:p>
     <w:p>
       <w:r>
-        <w:rPr>
-          <w:b w:val="0"/>
-        </w:rPr>
         <w:t>All documentation and health related data concerning the employee must be stored in Workday in the document category: Medical Documents. Physical documents must be stored in a safe storage with a digital copy in Workday. Only relevant HR staff and the employee can be granted access to this document category.</w:t>
       </w:r>
     </w:p>
     <w:p>
       <w:r>
-        <w:rPr>
-          <w:b w:val="0"/>
-        </w:rPr>
         <w:t>If no HR function exist in the legal entity, it must be clearly defined which position(s) will perform the responsibilities mentioned in this policy.</w:t>
       </w:r>
     </w:p>
@@ -324,9 +264,6 @@
     </w:p>
     <w:p>
       <w:r>
-        <w:rPr>
-          <w:b w:val="0"/>
-        </w:rPr>
         <w:t>Grievance process related to the performance of medical services must be available in the legal entity as well as at global level. At global level, the whistle-blower line guarantees and documents available grievance process.</w:t>
       </w:r>
     </w:p>
@@ -340,25 +277,16 @@
     </w:p>
     <w:p>
       <w:r>
-        <w:rPr>
-          <w:b w:val="0"/>
-        </w:rPr>
         <w:t>BioMar documents:</w:t>
       </w:r>
     </w:p>
     <w:p>
       <w:r>
-        <w:rPr>
-          <w:b w:val="0"/>
-        </w:rPr>
         <w:t>(If no date is given, the latest issue applies)</w:t>
       </w:r>
     </w:p>
     <w:p>
       <w:r>
-        <w:rPr>
-          <w:b w:val="0"/>
-        </w:rPr>
         <w:t>BioMar HSE Policy</w:t>
       </w:r>
     </w:p>
